--- a/zaini_case_audit_output/outputs/word/documents/078_مذكرة النقض للعليا 23-09-1445 ـ مرفق حكم التخارج.docx
+++ b/zaini_case_audit_output/outputs/word/documents/078_مذكرة النقض للعليا 23-09-1445 ـ مرفق حكم التخارج.docx
@@ -53,6 +53,20 @@
         <w:t>[مخرج آلي / Script Output - سماوي]  [مخرج آلي يحتاج مراجعة بشرية - وردي]</w:t>
       </w:r>
     </w:p>
+    <w:p>
+      <w:pPr>
+        <w:jc w:val="right"/>
+        <w:bidi/>
+      </w:pPr>
+      <w:r>
+        <w:rPr>
+          <w:b w:val="0"/>
+          <w:i/>
+          <w:color w:val="C00000"/>
+        </w:rPr>
+        <w:t>[نص ممسوح OCR صُحِّح ترتيبه آلياً — قد يحتوي أخطاء طفيفة]</w:t>
+      </w:r>
+    </w:p>
     <w:p/>
     <w:p>
       <w:pPr>
@@ -77,7 +91,7 @@
           <w:b w:val="0"/>
           <w:i w:val="0"/>
         </w:rPr>
-        <w:t>صدرت هذه الوثيقة من النظام الإلكتروني ومن خدمات التوثيق، ويمكن التحقق من صحة الوثيقة عبر الخدمات الإلكترونية لوزارة العدل.</w:t>
+        <w:t>.لدعلا ةرازول ةينورتكلإلا تامدخلا ربع ةقيثولا ةحص نم ققحتلا نكميو ،قيثوتلا تامدخ نمو ينورتكلإلا ماظنلا نم ةقيثولا هذه تردص</w:t>
       </w:r>
     </w:p>
     <w:p>
@@ -90,9 +104,9 @@
           <w:b w:val="0"/>
           <w:i w:val="0"/>
         </w:rPr>
-        <w:t>وثيقة وكالة - وزارة العدل - المملكة العربية السعودية</w:t>
+        <w:t>ةيدوعسلا ةيبرعلا ةكلمملا - لدعلا ةرازو - ةلاكو ةقيثو</w:t>
         <w:br/>
-        <w:t>خدمات الوكالات الإلكترونية - حالة الوكالة: معتمدة</w:t>
+        <w:t>ةدمتعم :ةلاكولا ةلاح - ةينورتكلإلا تالاكولا تامدخ</w:t>
       </w:r>
     </w:p>
     <w:p>
@@ -105,7 +119,7 @@
           <w:b w:val="0"/>
           <w:i w:val="0"/>
         </w:rPr>
-        <w:t>الأطراف:</w:t>
+        <w:t>:فارطألا</w:t>
         <w:br/>
         <w:t>الطرف الموكل: أسامة بن احمد بن عباس زيني - سعودي - رقم الهوية 1008017301 - بصفته أصالة عن نفسه</w:t>
         <w:br/>
@@ -122,7 +136,7 @@
           <w:b w:val="0"/>
           <w:i w:val="0"/>
         </w:rPr>
-        <w:t>النطاق: الاستلام والتسليم.</w:t>
+        <w:t>.ميلستلاو مالتسالا :قاطنلا</w:t>
       </w:r>
     </w:p>
     <w:p>
@@ -135,9 +149,9 @@
           <w:b w:val="0"/>
           <w:i w:val="0"/>
         </w:rPr>
-        <w:t>الصلاحيات/البنود (مختصر): يحق للوكيل توكيل الغير - مراجعة جميع الجهات ذات العلاقة وإنهاء جميع الإجراءات اللازمة والتوقيع فيما يتطلب ذلك - طلب اليمين وردها والامتناع عنها - إحضار الشهود والبينات والطعن فيها - الإجابة وحضور المطالبات والمحاكم - الإقرار - الإنكار - الصلح - التنازل - الإبراء - سماع الدعاوى والرد عليها - المرافعة والمدافعة - المطالبة وإقامة الدعاوى - الطعن بالتزوير - تعيين الخبراء والمحكمين - طلب التحكيم - طلب الحجز والتنفيذ ومراجعة دوائر الحجز والتنفيذ - طلب المنع من السفر ورفعه - إنكار الخطوط والأختام والتواقيع - الطعن بالتزوير - التعديل - التماس إعادة النظر - الاعتراض على الأحكام وطلب الاستئناف - قبول الأحكام ونفيها - المطالبة بتنفيذ الأحكام - طلب تطبيق المادة 230 من نظام المرافعات الشرعية - استلام صكوك الأحكام - طلب تنفيذ القرارات - طلب الإدخال والتداخل - طلب الشفعة - حضور جلسات جميع الدعاوى لدى جميع المحاكم - مراجعة المحاكم العامة والإدارية (ديوان المظالم) واللجان الطبية الشرعية واللجان العمالية ولجان فض المنازعات المالية ولجنة المنازعات المصرفية والمشتركة لدى مؤسسة النقد - لجان الفصل في منازعات الأوراق المالية ولجان الفصل في منازعات الأوراق التجارية ولجنة حسم المنازعات التجارية - لجان الفصل في المخالفات والمنازعات الضريبية واللجنة الاستئنافية - لجنة تأديب المحامين بوزارة العدل - المحكمة العليا - المجلس الأعلى للقضاء - محاكم الاستئناف - إضافة المادتين 231 و232 من نظام المرافعات الشرعية - الإمهال - لجنة النظر في تظلمات العلامات التجارية - مخالفات نظام مراقبة البنوك.</w:t>
+        <w:t>.كونبلا ةبقارم ماظن تافلاخم - ةيراجتلا تامالعلا تاملظت يف رظنلا ةنجل - لاهمإلا - ةيعرشلا تاعفارملا ماظن نم 232و 231 نيتداملا ةفاضإ - فانئتسالا مكاحم - ءاضقلل ىلعألا سلجملا - ايلعلا ةمكحملا - لدعلا ةرازوب نيماحملا بيدأت ةنجل - ةيفانئتسالا ةنجللاو ةيبيرضلا تاعزانملاو تافلاخملا يف لصفلا ناجل - ةيراجتلا تاعزانملا مسح ةنجلو ةيراجتلا قاروألا تاعزانم يف لصفلا ناجلو ةيلاملا قاروألا تاعزانم يف لصفلا ناجل - دقنلا ةسسؤم ىدل ةكرتشملاو ةيفرصملا تاعزانملا ةنجلو ةيلاملا تاعزانملا ضف ناجلو ةيلامعلا ناجللاو ةيعرشلا ةيبطلا ناجللاو (ملاظملا ناويد) ةيرادإلاو ةماعلا مكاحملا ةعجارم - مكاحملا عيمج ىدل ىواعدلا عيمج تاسلج روضح - ةعفشلا بلط - لخادتلاو لاخدإلا بلط - تارارقلا ذيفنت بلط - ماكحألا كوكص مالتسا - ةيعرشلا تاعفارملا ماظن نم 230 ةداملا قيبطت بلط - ماكحألا ذيفنتب ةبلاطملا - اهيفنو ماكحألا لوبق - فانئتسالا بلطو ماكحألا ىلع ضارتعالا - رظنلا ةداعإ سامتلا - ليدعتلا - ريوزتلاب نعطلا - عيقاوتلاو ماتخألاو طوطخلا راكنإ - هعفرو رفسلا نم عنملا بلط - ذيفنتلاو زجحلا رئاود ةعجارمو ذيفنتلاو زجحلا بلط - ميكحتلا بلط - نيمكحملاو ءاربخلا نييعت - ريوزتلاب نعطلا - ىواعدلا ةماقإو ةبلاطملا - ةعفادملاو ةعفارملا - اهيلع درلاو ىواعدلا عامس - ءاربإلا - لزانتلا - حلصلا - راكنإلا - رارقإلا - مكاحملاو تابلاطملا روضحو ةباجإلا - اهيف نعطلاو تانيبلاو دوهشلا راضحإ - اهنع عانتمالاو اهدرو نيميلا بلط - كلذ بلطتي اميف عيقوتلاو ةمزاللا تاءارجإلا عيمج ءاهنإو ةقالعلا تاذ تاهجلا عيمج ةعجارم - ريغلا ليكوت ليكولل قحي :(رصتخم) دونبلا/تايحالصلا</w:t>
         <w:br/>
-        <w:t>مراجعة وزارة العدل - مراجعة وزارة الداخلية - مراجعة وزارة الخارجية - مراجعة وزارة التجارة وفروعها وما يتبعها من إدارات وأقسام - مراجعة المباحث الإدارية والمباحث الجنائية - رئاسة أمن الدولة - الرئاسة العامة للاستخبارات - مراكز الشرطة - الإمارة وإدارة تنفيذ الأحكام الحقوقية - المجلس الأعلى للقضاء - وزارة الاستثمار - النيابة العامة - مؤسسة النقد العربي السعودي.</w:t>
+        <w:t>.يدوعسلا يبرعلا دقنلا ةسسؤم - ةماعلا ةباينلا - رامثتسالا ةرازو - ءاضقلل ىلعألا سلجملا - ةيقوقحلا ماكحألا ذيفنت ةرادإو ةرامإلا - ةطرشلا زكارم - تارابختسالل ةماعلا ةسائرلا - ةلودلا نمأ ةسائر - ةيئانجلا ثحابملاو ةيرادإلا ثحابملا ةعجارم - ماسقأو تارادإ نم اهعبتي امو اهعورفو ةراجتلا ةرازو ةعجارم - ةيجراخلا ةرازو ةعجارم - ةيلخادلا ةرازو ةعجارم - لدعلا ةرازو ةعجارم</w:t>
       </w:r>
     </w:p>
     <w:p>
@@ -150,15 +164,15 @@
           <w:b w:val="0"/>
           <w:i w:val="0"/>
         </w:rPr>
-        <w:t>تاريخ إصدار الوكالة: 1445/03/20هـ الموافق 2023/10/05م</w:t>
+        <w:t>م2023/10/05 قفاوملا ـه1445/03/20 :ةلاكولا رادصإ خيرات</w:t>
         <w:br/>
-        <w:t>رقم الوكالة: 451560570</w:t>
+        <w:t>451560570 :ةلاكولا مقر</w:t>
         <w:br/>
-        <w:t>تاريخ إنهاء الوكالة: 1446/03/20هـ الموافق 2024/09/23م</w:t>
+        <w:t>م2024/09/23 قفاوملا ـه1446/03/20 :ةلاكولا ءاهنإ خيرات</w:t>
         <w:br/>
-        <w:t>حالة الوكالة: معتمدة</w:t>
+        <w:t>ةدمتعم :ةلاكولا ةلاح</w:t>
         <w:br/>
-        <w:t>مصدر الوكالة: خدمات الوكالات الإلكترونية</w:t>
+        <w:t>ةينورتكلإلا تالاكولا تامدخ :ةلاكولا ردصم</w:t>
       </w:r>
     </w:p>
     <w:sectPr>

--- a/zaini_case_audit_output/outputs/word/documents/078_مذكرة النقض للعليا 23-09-1445 ـ مرفق حكم التخارج.docx
+++ b/zaini_case_audit_output/outputs/word/documents/078_مذكرة النقض للعليا 23-09-1445 ـ مرفق حكم التخارج.docx
@@ -70,14 +70,13 @@
     <w:p/>
     <w:p>
       <w:pPr>
+        <w:pStyle w:val="Heading2"/>
         <w:jc w:val="right"/>
         <w:bidi/>
       </w:pPr>
       <w:r>
-        <w:rPr>
-          <w:b w:val="0"/>
-          <w:i w:val="0"/>
-        </w:rPr>
+        <w:t>[نص الضبط / الحكم — المتن الفعلي] ===</w:t>
+        <w:br/>
         <w:t>[PDF text layer mostly OCR-garbled (thousands of repeated reversed-glyph instances of the name "أسامة بن احمد بن عباس زيني"). This file's title is: مذكرة النقض الى المحكمة العليا بتاريخ 23-09-1445 ـ 42824717 ـ مرفق به حكم التخارج فقط. The only legible recoverable block is an electronic Ministry of Justice power-of-attorney (وثيقة وكالة) document, reproduced (de-reversed) below:]</w:t>
       </w:r>
     </w:p>

--- a/zaini_case_audit_output/outputs/word/documents/078_مذكرة النقض للعليا 23-09-1445 ـ مرفق حكم التخارج.docx
+++ b/zaini_case_audit_output/outputs/word/documents/078_مذكرة النقض للعليا 23-09-1445 ـ مرفق حكم التخارج.docx
@@ -95,15 +95,24 @@
     </w:p>
     <w:p>
       <w:pPr>
+        <w:pStyle w:val="Heading2"/>
         <w:jc w:val="right"/>
         <w:bidi/>
       </w:pPr>
       <w:r>
-        <w:rPr>
-          <w:b w:val="0"/>
-          <w:i w:val="0"/>
-        </w:rPr>
-        <w:t>ةيدوعسلا ةيبرعلا ةكلمملا - لدعلا ةرازو - ةلاكو ةقيثو</w:t>
+        <w:t>[بيانات الأطراف: المدعي / المدعى عليه / الحاضرون] ===</w:t>
+        <w:br/>
+        <w:t>وثيقة وكالة - وزارة العدل - المملكة العربية السعودية</w:t>
+      </w:r>
+    </w:p>
+    <w:p>
+      <w:pPr>
+        <w:pStyle w:val="Heading2"/>
+        <w:jc w:val="right"/>
+        <w:bidi/>
+      </w:pPr>
+      <w:r>
+        <w:t>[نص الضبط / الحكم — المتن الفعلي] ===</w:t>
         <w:br/>
         <w:t>ةدمتعم :ةلاكولا ةلاح - ةينورتكلإلا تالاكولا تامدخ</w:t>
       </w:r>

--- a/zaini_case_audit_output/outputs/word/documents/078_مذكرة النقض للعليا 23-09-1445 ـ مرفق حكم التخارج.docx
+++ b/zaini_case_audit_output/outputs/word/documents/078_مذكرة النقض للعليا 23-09-1445 ـ مرفق حكم التخارج.docx
@@ -75,7 +75,7 @@
         <w:bidi/>
       </w:pPr>
       <w:r>
-        <w:t>[نص الضبط / الحكم — المتن الفعلي] ===</w:t>
+        <w:t>[المتن الفعلي: الوقائع / الأسباب / المنطوق] ===</w:t>
         <w:br/>
         <w:t>[PDF text layer mostly OCR-garbled (thousands of repeated reversed-glyph instances of the name "أسامة بن احمد بن عباس زيني"). This file's title is: مذكرة النقض الى المحكمة العليا بتاريخ 23-09-1445 ـ 42824717 ـ مرفق به حكم التخارج فقط. The only legible recoverable block is an electronic Ministry of Justice power-of-attorney (وثيقة وكالة) document, reproduced (de-reversed) below:]</w:t>
       </w:r>
@@ -112,7 +112,7 @@
         <w:bidi/>
       </w:pPr>
       <w:r>
-        <w:t>[نص الضبط / الحكم — المتن الفعلي] ===</w:t>
+        <w:t>[المتن الفعلي: الوقائع / الأسباب / المنطوق] ===</w:t>
         <w:br/>
         <w:t>ةدمتعم :ةلاكولا ةلاح - ةينورتكلإلا تالاكولا تامدخ</w:t>
       </w:r>

--- a/zaini_case_audit_output/outputs/word/documents/078_مذكرة النقض للعليا 23-09-1445 ـ مرفق حكم التخارج.docx
+++ b/zaini_case_audit_output/outputs/word/documents/078_مذكرة النقض للعليا 23-09-1445 ـ مرفق حكم التخارج.docx
@@ -82,15 +82,14 @@
     </w:p>
     <w:p>
       <w:pPr>
+        <w:pStyle w:val="Heading2"/>
         <w:jc w:val="right"/>
         <w:bidi/>
       </w:pPr>
       <w:r>
-        <w:rPr>
-          <w:b w:val="0"/>
-          <w:i w:val="0"/>
-        </w:rPr>
-        <w:t>.لدعلا ةرازول ةينورتكلإلا تامدخلا ربع ةقيثولا ةحص نم ققحتلا نكميو ،قيثوتلا تامدخ نمو ينورتكلإلا ماظنلا نم ةقيثولا هذه تردص</w:t>
+        <w:t>[ترويسة / كليشة رسمية — معلومات متكررة] ===</w:t>
+        <w:br/>
+        <w:t>صدرت هذه الوثيقة من النظام الإلكتروني ومن خدمات التوثيق، ويمكن التحقق من صحة الوثيقة عبر الخدمات الإلكترونية لوزارة العدل.</w:t>
       </w:r>
     </w:p>
     <w:p>
@@ -127,7 +126,7 @@
           <w:b w:val="0"/>
           <w:i w:val="0"/>
         </w:rPr>
-        <w:t>:فارطألا</w:t>
+        <w:t>الأطراف:</w:t>
         <w:br/>
         <w:t>الطرف الموكل: أسامة بن احمد بن عباس زيني - سعودي - رقم الهوية 1008017301 - بصفته أصالة عن نفسه</w:t>
         <w:br/>
@@ -144,41 +143,59 @@
           <w:b w:val="0"/>
           <w:i w:val="0"/>
         </w:rPr>
-        <w:t>.ميلستلاو مالتسالا :قاطنلا</w:t>
+        <w:t>النطاق: الاستلام والتسليم.</w:t>
       </w:r>
     </w:p>
     <w:p>
       <w:pPr>
+        <w:pStyle w:val="Heading2"/>
         <w:jc w:val="right"/>
         <w:bidi/>
       </w:pPr>
       <w:r>
-        <w:rPr>
-          <w:b w:val="0"/>
-          <w:i w:val="0"/>
-        </w:rPr>
-        <w:t>.كونبلا ةبقارم ماظن تافلاخم - ةيراجتلا تامالعلا تاملظت يف رظنلا ةنجل - لاهمإلا - ةيعرشلا تاعفارملا ماظن نم 232و 231 نيتداملا ةفاضإ - فانئتسالا مكاحم - ءاضقلل ىلعألا سلجملا - ايلعلا ةمكحملا - لدعلا ةرازوب نيماحملا بيدأت ةنجل - ةيفانئتسالا ةنجللاو ةيبيرضلا تاعزانملاو تافلاخملا يف لصفلا ناجل - ةيراجتلا تاعزانملا مسح ةنجلو ةيراجتلا قاروألا تاعزانم يف لصفلا ناجلو ةيلاملا قاروألا تاعزانم يف لصفلا ناجل - دقنلا ةسسؤم ىدل ةكرتشملاو ةيفرصملا تاعزانملا ةنجلو ةيلاملا تاعزانملا ضف ناجلو ةيلامعلا ناجللاو ةيعرشلا ةيبطلا ناجللاو (ملاظملا ناويد) ةيرادإلاو ةماعلا مكاحملا ةعجارم - مكاحملا عيمج ىدل ىواعدلا عيمج تاسلج روضح - ةعفشلا بلط - لخادتلاو لاخدإلا بلط - تارارقلا ذيفنت بلط - ماكحألا كوكص مالتسا - ةيعرشلا تاعفارملا ماظن نم 230 ةداملا قيبطت بلط - ماكحألا ذيفنتب ةبلاطملا - اهيفنو ماكحألا لوبق - فانئتسالا بلطو ماكحألا ىلع ضارتعالا - رظنلا ةداعإ سامتلا - ليدعتلا - ريوزتلاب نعطلا - عيقاوتلاو ماتخألاو طوطخلا راكنإ - هعفرو رفسلا نم عنملا بلط - ذيفنتلاو زجحلا رئاود ةعجارمو ذيفنتلاو زجحلا بلط - ميكحتلا بلط - نيمكحملاو ءاربخلا نييعت - ريوزتلاب نعطلا - ىواعدلا ةماقإو ةبلاطملا - ةعفادملاو ةعفارملا - اهيلع درلاو ىواعدلا عامس - ءاربإلا - لزانتلا - حلصلا - راكنإلا - رارقإلا - مكاحملاو تابلاطملا روضحو ةباجإلا - اهيف نعطلاو تانيبلاو دوهشلا راضحإ - اهنع عانتمالاو اهدرو نيميلا بلط - كلذ بلطتي اميف عيقوتلاو ةمزاللا تاءارجإلا عيمج ءاهنإو ةقالعلا تاذ تاهجلا عيمج ةعجارم - ريغلا ليكوت ليكولل قحي :(رصتخم) دونبلا/تايحالصلا</w:t>
+        <w:t>[ترويسة / كليشة رسمية — معلومات متكررة] ===</w:t>
         <w:br/>
-        <w:t>.يدوعسلا يبرعلا دقنلا ةسسؤم - ةماعلا ةباينلا - رامثتسالا ةرازو - ءاضقلل ىلعألا سلجملا - ةيقوقحلا ماكحألا ذيفنت ةرادإو ةرامإلا - ةطرشلا زكارم - تارابختسالل ةماعلا ةسائرلا - ةلودلا نمأ ةسائر - ةيئانجلا ثحابملاو ةيرادإلا ثحابملا ةعجارم - ماسقأو تارادإ نم اهعبتي امو اهعورفو ةراجتلا ةرازو ةعجارم - ةيجراخلا ةرازو ةعجارم - ةيلخادلا ةرازو ةعجارم - لدعلا ةرازو ةعجارم</w:t>
+        <w:t>الصلاحيات/البنود (مختصر): يحق للوكيل توكيل الغير - مراجعة جميع الجهات ذات العلاقة وإنهاء جميع الإجراءات اللازمة والتوقيع فيما يتطلب ذلك - طلب اليمين وردها والامتناع عنها - إحضار الشهود والبينات والطعن فيها - الإجابة وحضور المطالبات والمحاكم - الإقرار - الإنكار - الصلح - التنازل - الإبراء - سماع الدعاوى والرد عليها - المرافعة والمدافعة - المطالبة وإقامة الدعاوى - الطعن بالتزوير - تعيين الخبراء والمحكمين - طلب التحكيم - طلب الحجز والتنفيذ ومراجعة دوائر الحجز والتنفيذ - طلب المنع من السفر ورفعه - إنكار الخطوط والأختام والتواقيع - الطعن بالتزوير - التعديل - التماس إعادة النظر - الاعتراض على الأحكام وطلب الاستئناف - قبول الأحكام ونفيها - المطالبة بتنفيذ الأحكام - طلب تطبيق المادة 230 من نظام المرافعات الشرعية - استلام صكوك الأحكام - طلب تنفيذ القرارات - طلب الإدخال والتداخل - طلب الشفعة - حضور جلسات جميع الدعاوى لدى جميع المحاكم - مراجعة المحاكم العامة والإدارية (ديوان المظالم) واللجان الطبية الشرعية واللجان العمالية ولجان فض المنازعات المالية ولجنة المنازعات المصرفية والمشتركة لدى مؤسسة النقد - لجان الفصل في منازعات الأوراق المالية ولجان الفصل في منازعات الأوراق التجارية ولجنة حسم المنازعات التجارية - لجان الفصل في المخالفات والمنازعات الضريبية واللجنة الاستئنافية - لجنة تأديب المحامين بوزارة العدل - المحكمة العليا - المجلس الأعلى للقضاء - محاكم الاستئناف - إضافة المادتين 231 و232 من نظام المرافعات الشرعية - الإمهال - لجنة النظر في تظلمات العلامات التجارية - مخالفات نظام مراقبة البنوك.</w:t>
       </w:r>
     </w:p>
     <w:p>
       <w:pPr>
+        <w:pStyle w:val="Heading2"/>
         <w:jc w:val="right"/>
         <w:bidi/>
       </w:pPr>
       <w:r>
-        <w:rPr>
-          <w:b w:val="0"/>
-          <w:i w:val="0"/>
-        </w:rPr>
-        <w:t>م2023/10/05 قفاوملا ـه1445/03/20 :ةلاكولا رادصإ خيرات</w:t>
+        <w:t>[المتن الفعلي: الوقائع / الأسباب / المنطوق] ===</w:t>
         <w:br/>
-        <w:t>451560570 :ةلاكولا مقر</w:t>
+        <w:t>مراجعة وزارة العدل - مراجعة وزارة الداخلية - مراجعة وزارة الخارجية - مراجعة وزارة التجارة وفروعها وما يتبعها من إدارات وأقسام - مراجعة المباحث الإدارية والمباحث الجنائية - رئاسة أمن الدولة - الرئاسة العامة للاستخبارات - مراكز الشرطة - الإمارة وإدارة تنفيذ الأحكام الحقوقية - المجلس الأعلى للقضاء - وزارة الاستثمار - النيابة العامة - مؤسسة النقد العربي السعودي.</w:t>
+      </w:r>
+    </w:p>
+    <w:p>
+      <w:pPr>
+        <w:pStyle w:val="Heading2"/>
+        <w:jc w:val="right"/>
+        <w:bidi/>
+      </w:pPr>
+      <w:r>
+        <w:t>[بيانات الأطراف: المدعي / المدعى عليه / الحاضرون] ===</w:t>
         <w:br/>
-        <w:t>م2024/09/23 قفاوملا ـه1446/03/20 :ةلاكولا ءاهنإ خيرات</w:t>
+        <w:t>تاريخ إصدار الوكالة: 1445/03/20هـ الموافق 2023/10/05م</w:t>
         <w:br/>
-        <w:t>ةدمتعم :ةلاكولا ةلاح</w:t>
+        <w:t>رقم الوكالة: 451560570</w:t>
+        <w:br/>
+        <w:t>تاريخ إنهاء الوكالة: 1446/03/20هـ الموافق 2024/09/23م</w:t>
+        <w:br/>
+        <w:t>حالة الوكالة: معتمدة</w:t>
+      </w:r>
+    </w:p>
+    <w:p>
+      <w:pPr>
+        <w:pStyle w:val="Heading2"/>
+        <w:jc w:val="right"/>
+        <w:bidi/>
+      </w:pPr>
+      <w:r>
+        <w:t>[المتن الفعلي: الوقائع / الأسباب / المنطوق] ===</w:t>
         <w:br/>
         <w:t>ةينورتكلإلا تالاكولا تامدخ :ةلاكولا ردصم</w:t>
       </w:r>
